--- a/docs/vibeperform_explore_workshop_angebot.docx
+++ b/docs/vibeperform_explore_workshop_angebot.docx
@@ -304,7 +304,7 @@
                 <w:color w:val="0F172A"/>
                 <w:sz w:val="19"/>
               </w:rPr>
-              <w:t>1 Tag vor Ort oder 2 Tage remote</w:t>
+              <w:t>1 Tag vor Ort</w:t>
             </w:r>
           </w:p>
         </w:tc>
@@ -2923,7 +2923,7 @@
           <w:color w:val="334155"/>
           <w:sz w:val="20"/>
         </w:rPr>
-        <w:t>Format: 1 Tag vor Ort in und um München oder 2 halbe Tage remote.</w:t>
+        <w:t>Format: 1 Tag vor Ort in und um München.</w:t>
       </w:r>
     </w:p>
     <w:p>
